--- a/4/ИМ/ИМ_Практическая_5_АлбахтинИВ.docx
+++ b/4/ИМ/ИМ_Практическая_5_АлбахтинИВ.docx
@@ -48,47 +48,6 @@
                 <w:sz w:val="24"/>
                 <w14:ligatures w14:val="none"/>
               </w:rPr>
-              <w:drawing>
-                <wp:inline distT="0" distB="0" distL="0" distR="0" wp14:anchorId="216ADF78" wp14:editId="011FA199">
-                  <wp:extent cx="1066800" cy="1066800"/>
-                  <wp:effectExtent l="0" t="0" r="0" b="0"/>
-                  <wp:docPr id="298370851" name="Рисунок 3"/>
-                  <wp:cNvGraphicFramePr>
-                    <a:graphicFrameLocks xmlns:a="http://schemas.openxmlformats.org/drawingml/2006/main" noChangeAspect="1"/>
-                  </wp:cNvGraphicFramePr>
-                  <a:graphic xmlns:a="http://schemas.openxmlformats.org/drawingml/2006/main">
-                    <a:graphicData uri="http://schemas.openxmlformats.org/drawingml/2006/picture">
-                      <pic:pic xmlns:pic="http://schemas.openxmlformats.org/drawingml/2006/picture">
-                        <pic:nvPicPr>
-                          <pic:cNvPr id="0" name="Рисунок 3"/>
-                          <pic:cNvPicPr/>
-                        </pic:nvPicPr>
-                        <pic:blipFill>
-                          <a:blip r:embed="rId5" cstate="print">
-                            <a:extLst>
-                              <a:ext uri="{28A0092B-C50C-407E-A947-70E740481C1C}">
-                                <a14:useLocalDpi xmlns:a14="http://schemas.microsoft.com/office/drawing/2010/main" val="0"/>
-                              </a:ext>
-                            </a:extLst>
-                          </a:blip>
-                          <a:stretch>
-                            <a:fillRect/>
-                          </a:stretch>
-                        </pic:blipFill>
-                        <pic:spPr>
-                          <a:xfrm>
-                            <a:off x="0" y="0"/>
-                            <a:ext cx="1066800" cy="1066800"/>
-                          </a:xfrm>
-                          <a:prstGeom prst="rect">
-                            <a:avLst/>
-                          </a:prstGeom>
-                        </pic:spPr>
-                      </pic:pic>
-                    </a:graphicData>
-                  </a:graphic>
-                </wp:inline>
-              </w:drawing>
             </w:r>
           </w:p>
           <w:p>
@@ -197,7 +156,6 @@
                 <w:lang w:eastAsia="zh-CN" w:bidi="hi-IN"/>
                 <w14:ligatures w14:val="none"/>
               </w:rPr>
-              <w:sym w:font="Symbol" w:char="F02D"/>
             </w:r>
             <w:r>
               <w:rPr>
@@ -256,63 +214,6 @@
                 <w:sz w:val="32"/>
                 <w14:ligatures w14:val="none"/>
               </w:rPr>
-              <mc:AlternateContent>
-                <mc:Choice Requires="wps">
-                  <w:drawing>
-                    <wp:inline distT="0" distB="0" distL="0" distR="0" wp14:anchorId="0BD73EE2" wp14:editId="5B940AFD">
-                      <wp:extent cx="5600700" cy="1270"/>
-                      <wp:effectExtent l="19050" t="19050" r="19050" b="27305"/>
-                      <wp:docPr id="2" name="Прямая соединительная линия 2"/>
-                      <wp:cNvGraphicFramePr>
-                        <a:graphicFrameLocks xmlns:a="http://schemas.openxmlformats.org/drawingml/2006/main"/>
-                      </wp:cNvGraphicFramePr>
-                      <a:graphic xmlns:a="http://schemas.openxmlformats.org/drawingml/2006/main">
-                        <a:graphicData uri="http://schemas.microsoft.com/office/word/2010/wordprocessingShape">
-                          <wps:wsp>
-                            <wps:cNvCnPr>
-                              <a:cxnSpLocks noChangeShapeType="1"/>
-                            </wps:cNvCnPr>
-                            <wps:spPr bwMode="auto">
-                              <a:xfrm flipV="1">
-                                <a:off x="0" y="0"/>
-                                <a:ext cx="5600700" cy="1270"/>
-                              </a:xfrm>
-                              <a:prstGeom prst="line">
-                                <a:avLst/>
-                              </a:prstGeom>
-                              <a:noFill/>
-                              <a:ln w="38100" cmpd="dbl">
-                                <a:solidFill>
-                                  <a:srgbClr val="000000"/>
-                                </a:solidFill>
-                                <a:round/>
-                                <a:headEnd/>
-                                <a:tailEnd/>
-                              </a:ln>
-                              <a:extLst>
-                                <a:ext uri="{909E8E84-426E-40DD-AFC4-6F175D3DCCD1}">
-                                  <a14:hiddenFill xmlns:a14="http://schemas.microsoft.com/office/drawing/2010/main">
-                                    <a:noFill/>
-                                  </a14:hiddenFill>
-                                </a:ext>
-                              </a:extLst>
-                            </wps:spPr>
-                            <wps:bodyPr/>
-                          </wps:wsp>
-                        </a:graphicData>
-                      </a:graphic>
-                    </wp:inline>
-                  </w:drawing>
-                </mc:Choice>
-                <mc:Fallback>
-                  <w:pict>
-                    <v:line w14:anchorId="69D82686" id="Прямая соединительная линия 2" o:spid="_x0000_s1026" style="flip:y;visibility:visible;mso-wrap-style:square;mso-left-percent:-10001;mso-top-percent:-10001;mso-position-horizontal:absolute;mso-position-horizontal-relative:char;mso-position-vertical:absolute;mso-position-vertical-relative:line;mso-left-percent:-10001;mso-top-percent:-10001" from="0,0" to="441pt,.1pt" o:gfxdata="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" strokeweight="3pt">
-                      <v:stroke linestyle="thinThin"/>
-                      <w10:anchorlock/>
-                    </v:line>
-                  </w:pict>
-                </mc:Fallback>
-              </mc:AlternateContent>
             </w:r>
           </w:p>
         </w:tc>
@@ -617,7 +518,6 @@
                 <w:szCs w:val="24"/>
                 <w:lang w:eastAsia="zh-CN" w:bidi="hi-IN"/>
               </w:rPr>
-              <w:t/>
             </w:r>
           </w:p>
           <w:p>
@@ -840,7 +740,6 @@
                 <w:szCs w:val="24"/>
                 <w:lang w:eastAsia="zh-CN" w:bidi="hi-IN"/>
               </w:rPr>
-              <w:t xml:space="preserve"/>
             </w:r>
           </w:p>
           <w:p>
@@ -1089,7 +988,7 @@
       <w:r>
         <w:t>Практическая работа 5</w:t>
         <w:br/>
-        <w:t>Моделирование бизнес-процесса «как должно быть»</w:t>
+        <w:t>Моделирование бизнес-процесса TO-BE</w:t>
       </w:r>
     </w:p>
     <w:p>
@@ -1105,7 +1004,7 @@
         <w:pStyle w:val="Основнойтекстотчёта"/>
       </w:pPr>
       <w:r>
-        <w:t>Цель работы — разработать новую технологию формирования и актуализации карточек компьютерных систем ООО «Юкомс», определить изменённые потоки и подпроцессы, построить модель «как должно быть» и оценить ожидаемые результаты преобразования [1].</w:t>
+        <w:t>Цель работы — разработать новую технологию формирования и актуализации карточек компьютерных систем ООО «Юкомс», определить изменённые потоки и подпроцессы, построить модель TO-BE и оценить ожидаемые результаты преобразования [1].</w:t>
       </w:r>
     </w:p>
     <w:p>
@@ -1145,7 +1044,7 @@
         <w:pStyle w:val="Основнойтекстотчёта"/>
       </w:pPr>
       <w:r>
-        <w:t>Данные о компонентах, предложениях, BOM и карточках хранятся в единой системе. Изменение компонента создаёт новую версию BOM и автоматически формирует перечень затронутых карточек. Расчёты и атрибуты формируются из согласованной версии, а не переносятся вручную между файлами.</w:t>
+        <w:t>Данные о компонентах, предложениях, модельный ряд и карточках хранятся в единой системе. Изменение компонента создаёт новую версию модельный ряд и автоматически формирует перечень затронутых карточек. Расчёты и атрибуты формируются из согласованной версии, а не переносятся вручную между файлами.</w:t>
       </w:r>
     </w:p>
     <w:p>
@@ -1280,7 +1179,7 @@
                 <w:color w:val="000000"/>
                 <w:sz w:val="24"/>
               </w:rPr>
-              <w:t>Как есть</w:t>
+              <w:t>AS-IS</w:t>
             </w:r>
           </w:p>
         </w:tc>
@@ -1315,7 +1214,7 @@
                 <w:color w:val="000000"/>
                 <w:sz w:val="24"/>
               </w:rPr>
-              <w:t>Как должно быть</w:t>
+              <w:t>TO-BE</w:t>
             </w:r>
           </w:p>
         </w:tc>
@@ -1458,7 +1357,7 @@
                 <w:color w:val="000000"/>
                 <w:sz w:val="24"/>
               </w:rPr>
-              <w:t>Единые справочники; генерация расчётов и полей из версии BOM</w:t>
+              <w:t>Единые справочники; генерация расчётов и полей из версии модельного ряда</w:t>
             </w:r>
           </w:p>
         </w:tc>
@@ -1600,7 +1499,7 @@
                 <w:color w:val="000000"/>
                 <w:sz w:val="24"/>
               </w:rPr>
-              <w:t>Проверка по справочнику правил до согласования BOM</w:t>
+              <w:t>Проверка по справочнику правил до согласования модельного ряда</w:t>
             </w:r>
           </w:p>
         </w:tc>
@@ -2272,7 +2171,7 @@
         <w:pStyle w:val="Подписьрисунка"/>
       </w:pPr>
       <w:r>
-        <w:t>Рисунок 1 – Контекстная диаграмма A-0 процесса «как должно быть»</w:t>
+        <w:t>Рисунок 1 – Контекстная диаграмма A-0 процесса TO-BE</w:t>
       </w:r>
     </w:p>
     <w:p>
@@ -2530,7 +2429,7 @@
                 <w:color w:val="000000"/>
                 <w:sz w:val="24"/>
               </w:rPr>
-              <w:t>Заявка и исходная BOM</w:t>
+              <w:t>Заявка и исходный модельный ряд</w:t>
             </w:r>
           </w:p>
         </w:tc>
@@ -2598,7 +2497,7 @@
                 <w:color w:val="000000"/>
                 <w:sz w:val="24"/>
               </w:rPr>
-              <w:t>Заявка с основанием и ссылкой на текущую версию BOM</w:t>
+              <w:t>Заявка с основанием и ссылкой на текущую версию модельный ряд</w:t>
             </w:r>
           </w:p>
         </w:tc>
@@ -2884,7 +2783,7 @@
                 <w:color w:val="000000"/>
                 <w:sz w:val="24"/>
               </w:rPr>
-              <w:t>Файлы изображений, связанные с версией BOM</w:t>
+              <w:t>Файлы изображений, связанные с версией модельный ряд</w:t>
             </w:r>
           </w:p>
         </w:tc>
@@ -4378,7 +4277,7 @@
         <w:pStyle w:val="Подписьрисунка"/>
       </w:pPr>
       <w:r>
-        <w:t>Рисунок 2 – Декомпозиция A0 процесса «как должно быть»</w:t>
+        <w:t>Рисунок 2 – Декомпозиция A0 процесса TO-BE</w:t>
       </w:r>
     </w:p>
     <w:p>
@@ -4813,7 +4712,7 @@
                 <w:color w:val="000000"/>
                 <w:sz w:val="24"/>
               </w:rPr>
-              <w:t>D1: нормализованные данные и исходная версия BOM</w:t>
+              <w:t>D1: нормализованные данные и исходная версия модельного ряда</w:t>
             </w:r>
           </w:p>
         </w:tc>
@@ -4921,7 +4820,7 @@
                 <w:color w:val="000000"/>
                 <w:sz w:val="24"/>
               </w:rPr>
-              <w:t>Проверить версию BOM и согласовать</w:t>
+              <w:t>Проверить версию модельный ряд и согласовать</w:t>
             </w:r>
           </w:p>
         </w:tc>
@@ -5023,7 +4922,7 @@
                 <w:color w:val="000000"/>
                 <w:sz w:val="24"/>
               </w:rPr>
-              <w:t>D2: утверждённая версия BOM, расчёт и контрольные документы</w:t>
+              <w:t>D2: утверждённая версия модельного ряда, расчёт и контрольные документы</w:t>
             </w:r>
           </w:p>
         </w:tc>
@@ -5722,7 +5621,7 @@
                 <w:color w:val="000000"/>
                 <w:sz w:val="24"/>
               </w:rPr>
-              <w:t>Протокол совместимости: версия BOM, правило, результат, критичность</w:t>
+              <w:t>Протокол совместимости: версия модельного ряда, правило, результат, критичность</w:t>
             </w:r>
           </w:p>
         </w:tc>
@@ -5830,7 +5729,7 @@
                 <w:color w:val="000000"/>
                 <w:sz w:val="24"/>
               </w:rPr>
-              <w:t>Перечень зависимых BOM и карточек при замене компонента</w:t>
+              <w:t>Перечень зависимых модельных рядов и карточек при замене компонента</w:t>
             </w:r>
           </w:p>
         </w:tc>
@@ -6199,7 +6098,7 @@
         <w:pStyle w:val="Основнойтекстотчёта"/>
       </w:pPr>
       <w:r>
-        <w:t>Правило 1: версия BOM с критическим нарушением совместимости не допускается к утверждению. Правило 2: неизвестная цена, неоднозначный код или отрицательный доступный остаток создают задачу на уточнение, а не заменяются значением по умолчанию.</w:t>
+        <w:t>Правило 1: версия модельного ряда с критическим нарушением совместимости не допускается к утверждению. Правило 2: неизвестная цена, неоднозначный код или отрицательный доступный остаток создают задачу на уточнение, а не заменяются значением по умолчанию.</w:t>
       </w:r>
     </w:p>
     <w:p>
@@ -6256,7 +6155,7 @@
         <w:pStyle w:val="Основнойтекстотчёта"/>
       </w:pPr>
       <w:r>
-        <w:t>Для контрольного примера компонент используется в трёх BOM и пяти карточках. N02 должен содержать ровно эти объекты без посторонних зависимостей. До согласования замены старые версии сохраняются; после согласования формируются новые расчёты и задания на изображения. Каждая из пяти карточек должна получить новый статус либо документированное исключение.</w:t>
+        <w:t>Для контрольного примера компонент используется в трёх модельный ряд и пяти карточках. N02 должен содержать ровно эти объекты без посторонних зависимостей. До согласования замены старые версии сохраняются; после согласования формируются новые расчёты и задания на изображения. Каждая из пяти карточек должна получить новый статус либо документированное исключение.</w:t>
       </w:r>
     </w:p>
     <w:p>
@@ -6307,7 +6206,7 @@
         <w:pStyle w:val="Основнойтекстотчёта"/>
       </w:pPr>
       <w:r>
-        <w:t>В таблице 5 сопоставлены расчётный исходный сценарий и проектные цели. Значения «как есть» для времени и процента публикаций являются гипотезами планирования; фактическая база измеряется до пилота на сопоставимых операциях.</w:t>
+        <w:t>В таблице 5 сопоставлены расчётный исходный сценарий и проектные цели. Значения AS-IS для времени и процента публикаций являются гипотезами планирования; фактическая база измеряется до пилота на сопоставимых операциях.</w:t>
       </w:r>
     </w:p>
     <w:p>
@@ -7186,7 +7085,7 @@
                 <w:color w:val="000000"/>
                 <w:sz w:val="24"/>
               </w:rPr>
-              <w:t>Число ошибочных BOM, прошедших контроль; протокол испытаний</w:t>
+              <w:t>Число ошибочных модельный ряд, прошедших контроль; протокол испытаний</w:t>
             </w:r>
           </w:p>
         </w:tc>
@@ -7240,7 +7139,7 @@
         <w:pStyle w:val="Основнойтекстотчёта"/>
       </w:pPr>
       <w:r>
-        <w:t>Целевая ИС должна поддерживать общую БД компонентов, предложений, BOM и карточек; хранилище изображений; проверку правил; очередь публикаций; аудит и отчёты. Конкретный программный продукт выбирается после сравнения его возможностей с этими требованиями; одной замены текстового редактора недостаточно.</w:t>
+        <w:t>Целевая ИС должна поддерживать общую БД компонентов, предложений, модельных рядов и карточек; хранилище изображений; проверку правил; очередь публикаций; аудит и отчёты. Конкретный программный продукт выбирается после сравнения его возможностей с этими требованиями; одной замены текстового редактора недостаточно.</w:t>
       </w:r>
     </w:p>
     <w:p>
@@ -7297,7 +7196,7 @@
         <w:pStyle w:val="Основнойтекстотчёта"/>
       </w:pPr>
       <w:r>
-        <w:t>Разработана модель новой технологии с четырьмя подпроцессами, общими данными, автоматическими проверками, управляемыми версиями и фиксацией публикаций. По сравнению с моделью «как есть» устранены основные причины повторного ввода, несогласованных замен и потери истории; согласование состава и коммерческого предложения закреплено за сотрудниками.</w:t>
+        <w:t>Разработана модель новой технологии с четырьмя подпроцессами, общими данными, автоматическими проверками, управляемыми версиями и фиксацией публикаций. По сравнению с моделью AS-IS устранены основные причины повторного ввода, несогласованных замен и потери истории; согласование состава и коммерческого предложения закреплено за сотрудниками.</w:t>
       </w:r>
     </w:p>
     <w:p>
@@ -7353,7 +7252,7 @@
         <w:pStyle w:val="Основнойтекстотчёта"/>
       </w:pPr>
       <w:r>
-        <w:t>4. Албахтин И.В. Информационный менеджмент. Практическая работа 4. Модель бизнес-процесса «как есть». Москва, 2026.</w:t>
+        <w:t>4. Албахтин И.В. Информационный менеджмент. Практическая работа 4. Модель бизнес-процесса AS-IS. Москва, 2026.</w:t>
       </w:r>
     </w:p>
     <w:sectPr>
